--- a/daily-reports/2026-09-26/report.docx
+++ b/daily-reports/2026-09-26/report.docx
@@ -28,28 +28,28 @@
         <w:pStyle w:val="Heading2"/>
       </w:pPr>
       <w:r>
-        <w:t>1. zai-org/ZCode  ⭐ 6,790</w:t>
+        <w:t>1. zai-org/ZCode  ⭐ 6,791</w:t>
       </w:r>
     </w:p>
     <w:p>
       <w:r>
-        <w:t>语言：TypeScript ｜ Stars：6,790 ｜ Forks：2,039</w:t>
+        <w:t>语言：TypeScript ｜ Stars：6,791 ｜ Forks：2,040</w:t>
         <w:br/>
       </w:r>
       <w:r>
-        <w:t>这是什么：ZCode 是一个编程智能助手，能帮你自动写代码、改代码，就像一个懂编程的机器人伙伴。它功能强大，还能根据需要扩展新能力。</w:t>
+        <w:t>这是什么：这是一个由 Z.ai 团队开发的编程助手工具，可以理解为一个能帮你写代码、改代码的智能机器人框架。它功能强大，还能按需扩展，让 AI 帮你完成各种编程任务。</w:t>
         <w:br/>
       </w:r>
       <w:r>
-        <w:t>能用来做什么：你可以用它来辅助写代码、自动修复程序错误，或者让 AI 帮你完成重复的编程任务。</w:t>
+        <w:t>能用来做什么：适合在写代码时让 AI 帮你补全、修改或解释代码，比如自动生成一段函数、修复报错，或者学习别人的代码逻辑。</w:t>
         <w:br/>
       </w:r>
       <w:r>
-        <w:t>适用领域：软件开发、编程学习、自动化脚本</w:t>
+        <w:t>适用领域：软件开发、AI 编程辅助、代码学习</w:t>
         <w:br/>
       </w:r>
       <w:r>
-        <w:t>对新手有什么帮助：适合想提高编程效率的新手，能帮你快速生成代码片段，减少手动敲代码的麻烦。</w:t>
+        <w:t>对新手有什么帮助：对新手来说，它就像一个随时在线的编程老师，能帮你理解代码、减少查资料的时间，适合零基础边做边学。</w:t>
         <w:br/>
       </w:r>
       <w:r>
@@ -61,28 +61,28 @@
         <w:pStyle w:val="Heading2"/>
       </w:pPr>
       <w:r>
-        <w:t>2. jev-chat/jev-chat-jarvis  ⭐ 6,543</w:t>
+        <w:t>2. jev-chat/jev-chat-jarvis  ⭐ 6,547</w:t>
       </w:r>
     </w:p>
     <w:p>
       <w:r>
-        <w:t>语言：Kotlin ｜ Stars：6,543 ｜ Forks：1,137</w:t>
+        <w:t>语言：Kotlin ｜ Stars：6,547 ｜ Forks：1,137</w:t>
         <w:br/>
       </w:r>
       <w:r>
-        <w:t>这是什么：这是一个装在手机上的聊天助手，能在 QQ、X（原推特）、飞书里帮你读懂对方的消息，并给出几个回复建议，你点一下就能填到输入框，发不发由你决定。它不修改任何应用，只是读取屏幕内容。</w:t>
+        <w:t>这是什么：这是一个装在手机上的聊天助手，能在 QQ、X（原推特）、飞书里帮你读懂对方发来的消息，并给出几条候选回复，你点一下就能填进输入框，发不发完全由你决定。它不修改任何应用，只是读取屏幕内容，安全又非侵入。</w:t>
         <w:br/>
       </w:r>
       <w:r>
-        <w:t>能用来做什么：当你在社交软件上不知道该怎么回复时，它可以给你提供参考回复，节省思考时间。</w:t>
+        <w:t>能用来做什么：当你在聊天时不知道怎么回、或者想快速回复多条消息时，它可以帮你生成合适的回复建议，提高聊天效率。</w:t>
         <w:br/>
       </w:r>
       <w:r>
-        <w:t>适用领域：社交聊天、即时通讯、效率工具</w:t>
+        <w:t>适用领域：社交聊天、即时通讯辅助、日常沟通</w:t>
         <w:br/>
       </w:r>
       <w:r>
-        <w:t>对新手有什么帮助：适合聊天时容易词穷的新手，能帮你快速生成回复，提升沟通效率。</w:t>
+        <w:t>对新手有什么帮助：对不擅长聊天或想节省打字时间的新手很友好，能帮你轻松应对各种对话场景，同时保留你最终决定权。</w:t>
         <w:br/>
       </w:r>
       <w:r>
@@ -94,28 +94,28 @@
         <w:pStyle w:val="Heading2"/>
       </w:pPr>
       <w:r>
-        <w:t>3. unreallabsai/unreal-agent  ⭐ 1,943</w:t>
+        <w:t>3. unreallabsai/unreal-agent  ⭐ 1,944</w:t>
       </w:r>
     </w:p>
     <w:p>
       <w:r>
-        <w:t>语言：Go ｜ Stars：1,943 ｜ Forks：103</w:t>
+        <w:t>语言：Go ｜ Stars：1,944 ｜ Forks：103</w:t>
         <w:br/>
       </w:r>
       <w:r>
-        <w:t>这是什么：这是一个用 Go 语言写的智能代理框架，专门为异步任务设计，可以同时处理多个任务，效率很高。</w:t>
+        <w:t>这是什么：这是一个用 Go 语言编写的智能代理框架，主打“异步优先”，意思是它能同时处理多个任务而不互相等待，效率更高。你可以用它来搭建自己的 AI 助手或自动化工具。</w:t>
         <w:br/>
       </w:r>
       <w:r>
-        <w:t>能用来做什么：你可以用它来搭建自动化工作流，比如同时监控多个数据源并自动处理。</w:t>
+        <w:t>能用来做什么：适合用来开发需要同时处理多项任务的 AI 应用，比如自动客服、多任务机器人，或者后台自动处理数据的代理程序。</w:t>
         <w:br/>
       </w:r>
       <w:r>
-        <w:t>适用领域：后端开发、自动化任务、系统监控</w:t>
+        <w:t>适用领域：AI 应用开发、自动化任务、后端服务</w:t>
         <w:br/>
       </w:r>
       <w:r>
-        <w:t>对新手有什么帮助：适合想学习异步编程和代理框架的开发者，能帮你理解如何构建高效的多任务系统。</w:t>
+        <w:t>对新手有什么帮助：如果你对 AI 代理感兴趣，这个项目能帮你理解如何搭建一个高效、能同时干多件事的智能系统，适合进阶学习。</w:t>
         <w:br/>
       </w:r>
       <w:r>
@@ -127,28 +127,28 @@
         <w:pStyle w:val="Heading2"/>
       </w:pPr>
       <w:r>
-        <w:t>4. driceroland/Search  ⭐ 1,910</w:t>
+        <w:t>4. driceroland/Search  ⭐ 1,917</w:t>
       </w:r>
     </w:p>
     <w:p>
       <w:r>
-        <w:t>语言：Swift ｜ Stars：1,910 ｜ Forks：166</w:t>
+        <w:t>语言：Swift ｜ Stars：1,917 ｜ Forks：166</w:t>
         <w:br/>
       </w:r>
       <w:r>
-        <w:t>这是什么：这是一个为 macOS 设计的轻量级网页浏览器，基于 WebKit 引擎，由 Office Commun 开发。它体积小、速度快，适合日常上网。</w:t>
+        <w:t>这是什么：这是一个专为 macOS 系统设计的小巧、快速的网页浏览器，由 Office Commun 团队开发。它基于 WebKit 引擎，打开网页速度快，占用资源少。</w:t>
         <w:br/>
       </w:r>
       <w:r>
-        <w:t>能用来做什么：你可以用它来快速浏览网页，或者作为开发测试的简易浏览器。</w:t>
+        <w:t>能用来做什么：适合在 Mac 电脑上日常上网、查资料，或者作为轻量级浏览器替代品，追求简洁快速的上网体验。</w:t>
         <w:br/>
       </w:r>
       <w:r>
-        <w:t>适用领域：网页浏览、macOS 应用、开发工具</w:t>
+        <w:t>适用领域：网页浏览、macOS 应用、日常上网</w:t>
         <w:br/>
       </w:r>
       <w:r>
-        <w:t>对新手有什么帮助：适合想了解浏览器原理的新手，代码简单，可以学习如何用 Swift 构建 macOS 应用。</w:t>
+        <w:t>对新手有什么帮助：对新手来说，它简单易用，不需要复杂设置就能快速上网，也适合想了解浏览器如何开发的人参考学习。</w:t>
         <w:br/>
       </w:r>
       <w:r>
@@ -160,20 +160,20 @@
         <w:pStyle w:val="Heading2"/>
       </w:pPr>
       <w:r>
-        <w:t>5. Contrastive-LM/CLM  ⭐ 1,316</w:t>
+        <w:t>5. Contrastive-LM/CLM  ⭐ 1,322</w:t>
       </w:r>
     </w:p>
     <w:p>
       <w:r>
-        <w:t>语言：Python ｜ Stars：1,316 ｜ Forks：102</w:t>
+        <w:t>语言：Python ｜ Stars：1,322 ｜ Forks：102</w:t>
         <w:br/>
       </w:r>
       <w:r>
-        <w:t>这是什么：这是一个对比语言模型项目，通过对比学习来提升语言模型的理解能力，让 AI 更懂上下文。</w:t>
+        <w:t>这是什么：这是一个用 Python 编写的对比语言模型项目，通过对比学习的方式让 AI 更好地理解语言。虽然描述为空，但从名字看，它专注于提升语言模型的表示能力。</w:t>
         <w:br/>
       </w:r>
       <w:r>
-        <w:t>能用来做什么：你可以用它来训练更聪明的聊天机器人，或者改进文本分类、语义搜索等任务。</w:t>
+        <w:t>能用来做什么：适合用于自然语言处理任务，比如文本分类、语义相似度计算，或者训练更懂语义的 AI 模型。</w:t>
         <w:br/>
       </w:r>
       <w:r>
@@ -181,7 +181,7 @@
         <w:br/>
       </w:r>
       <w:r>
-        <w:t>对新手有什么帮助：适合对 AI 和语言模型感兴趣的新手，可以学习对比学习的原理和实现。</w:t>
+        <w:t>对新手有什么帮助：适合对 AI 和语言模型感兴趣的新手作为学习案例，了解对比学习如何帮助机器更好地理解文字。</w:t>
         <w:br/>
       </w:r>
       <w:r>
@@ -220,7 +220,7 @@
       </w:r>
       <w:r>
         <w:br/>
-        <w:t>摘要：文章探讨了AI生成内容泛滥导致人们不再仔细阅读的现象，提出'太AI了，没读'的说法，反映了信息过载和信任缺失的问题。</w:t>
+        <w:t>摘要：文章探讨了AI生成内容泛滥导致人们不再仔细阅读的现象，提出了“Too AI; Didn't Read”的概念，反映了信息过载时代下读者对AI生成文本的疲劳与不信任。</w:t>
       </w:r>
     </w:p>
     <w:p>
@@ -231,7 +231,7 @@
         <w:t>FTC chair suggests AI developers should be liable for conduct of agents</w:t>
       </w:r>
       <w:r>
-        <w:t>（👍 38）</w:t>
+        <w:t>（👍 41）</w:t>
       </w:r>
       <w:r>
         <w:br/>
@@ -239,7 +239,7 @@
       </w:r>
       <w:r>
         <w:br/>
-        <w:t>摘要：美国联邦贸易委员会主席建议AI开发者应对其代理的行为负责，这可能会影响AI责任归属和监管框架的制定。</w:t>
+        <w:t>摘要：美国联邦贸易委员会（FTC）主席建议AI开发者应对其智能体的行为负责，这意味着未来AI代理若造成损害，开发者可能需承担法律责任，对行业监管有重要影响。</w:t>
       </w:r>
     </w:p>
     <w:p>
@@ -263,7 +263,7 @@
       </w:r>
       <w:r>
         <w:br/>
-        <w:t>摘要：报道了AlphaGo式自我对弈在足球机器人上的应用，经过140年模拟训练，机器人成为'梅西终结者'，展示了AI在体育领域的潜力。</w:t>
+        <w:t>摘要：量子位报道了AlphaGo式自我对弈方法被应用于足球机器人训练，经过140年模拟训练，机器人成为“梅西终结者”，展示了强化学习在体育领域的潜力。</w:t>
       </w:r>
     </w:p>
     <w:p>
@@ -287,7 +287,7 @@
       </w:r>
       <w:r>
         <w:br/>
-        <w:t>摘要：分析了GPT-6缓存输入可节省高达90%成本，但用户账单未大幅下降的原因，涉及定价策略和实际使用模式。</w:t>
+        <w:t>摘要：新智元分析了GPT-6缓存输入可节省高达90%成本，但用户账单并未相应打一折的原因，揭示了云服务定价策略与成本节约之间的差距。</w:t>
       </w:r>
     </w:p>
     <w:sectPr>
